--- a/policies/build/masters/HRM.6_v2_master.docx
+++ b/policies/build/masters/HRM.6_v2_master.docx
@@ -11,40 +11,25 @@
         <w:rPr>
           <w:b/>
           <w:bCs/>
+          <w:sz w:val="28"/>
+          <w:szCs w:val="28"/>
+        </w:rPr>
+        <w:t>Policy on Documented Personal Information for Each Staff Member</w:t>
+      </w:r>
+    </w:p>
+    <w:p>
+      <w:pPr>
+        <w:spacing w:after="60"/>
+        <w:jc w:val="center"/>
+      </w:pPr>
+      <w:r>
+        <w:rPr>
+          <w:b/>
+          <w:bCs/>
           <w:sz w:val="32"/>
           <w:szCs w:val="32"/>
         </w:rPr>
         <w:t xml:space="preserve">«Hospital Name»</w:t>
-      </w:r>
-    </w:p>
-    <w:p>
-      <w:pPr>
-        <w:spacing w:after="60"/>
-        <w:jc w:val="center"/>
-      </w:pPr>
-      <w:r>
-        <w:rPr>
-          <w:b/>
-          <w:bCs/>
-          <w:sz w:val="28"/>
-          <w:szCs w:val="28"/>
-        </w:rPr>
-        <w:t xml:space="preserve">Documented Personal Information for Each Staff Member</w:t>
-      </w:r>
-    </w:p>
-    <w:p>
-      <w:pPr>
-        <w:spacing w:after="240"/>
-        <w:jc w:val="center"/>
-      </w:pPr>
-      <w:r>
-        <w:rPr>
-          <w:i/>
-          <w:iCs/>
-          <w:sz w:val="20"/>
-          <w:szCs w:val="20"/>
-        </w:rPr>
-        <w:t xml:space="preserve">Personal files for every staff member, kept confidential and complete.</w:t>
       </w:r>
     </w:p>
     <w:p>
@@ -2512,155 +2497,6 @@
         <w:t xml:space="preserve">The Nursing Superintendent holds signed acknowledgements with the induction record.</w:t>
       </w:r>
     </w:p>
-    <w:p>
-      <w:pPr>
-        <w:pStyle w:val="Heading1"/>
-        <w:spacing w:after="120" w:before="280"/>
-      </w:pPr>
-      <w:r>
-        <w:t xml:space="preserve">9. References</w:t>
-      </w:r>
-    </w:p>
-    <w:p>
-      <w:pPr>
-        <w:pStyle w:val="ListParagraph"/>
-        <w:numPr>
-          <w:ilvl w:val="0"/>
-          <w:numId w:val="1"/>
-        </w:numPr>
-        <w:spacing w:after="60"/>
-      </w:pPr>
-      <w:r>
-        <w:rPr>
-          <w:sz w:val="22"/>
-          <w:szCs w:val="22"/>
-        </w:rPr>
-        <w:t xml:space="preserve">National Accreditation Board for Hospitals and Healthcare Providers (NABH), Standards for Small Healthcare Organisations, 3rd Edition — Human Resource Management chapter, standard HRM.6.</w:t>
-      </w:r>
-    </w:p>
-    <w:p>
-      <w:pPr>
-        <w:pStyle w:val="ListParagraph"/>
-        <w:numPr>
-          <w:ilvl w:val="0"/>
-          <w:numId w:val="1"/>
-        </w:numPr>
-        <w:spacing w:after="60"/>
-      </w:pPr>
-      <w:r>
-        <w:rPr>
-          <w:sz w:val="22"/>
-          <w:szCs w:val="22"/>
-        </w:rPr>
-        <w:t xml:space="preserve">Internal documents of «Hospital Name»: personnel file index template; access log; central training register; evaluation summary sheet.</w:t>
-      </w:r>
-    </w:p>
-    <w:p>
-      <w:pPr>
-        <w:pStyle w:val="Heading1"/>
-        <w:spacing w:after="120" w:before="280"/>
-      </w:pPr>
-      <w:r>
-        <w:t xml:space="preserve">10. Distribution</w:t>
-      </w:r>
-    </w:p>
-    <w:p>
-      <w:pPr>
-        <w:spacing w:after="140"/>
-      </w:pPr>
-      <w:r>
-        <w:rPr>
-          <w:sz w:val="22"/>
-          <w:szCs w:val="22"/>
-        </w:rPr>
-        <w:t xml:space="preserve">Official master copy: office of the Medical Superintendent, «Hospital Name», with the HR Manager and the Quality Coordinator.</w:t>
-      </w:r>
-    </w:p>
-    <w:p>
-      <w:pPr>
-        <w:spacing w:after="140"/>
-      </w:pPr>
-      <w:r>
-        <w:rPr>
-          <w:sz w:val="22"/>
-          <w:szCs w:val="22"/>
-        </w:rPr>
-        <w:t xml:space="preserve">Copies issued to: HR office; department heads (procedure summary only — not personal files); quality office.</w:t>
-      </w:r>
-    </w:p>
-    <w:p>
-      <w:pPr>
-        <w:spacing w:after="140"/>
-      </w:pPr>
-      <w:r>
-        <w:rPr>
-          <w:sz w:val="22"/>
-          <w:szCs w:val="22"/>
-        </w:rPr>
-        <w:t xml:space="preserve">The current version is available to all staff at the «HR office policy file» and, if the hospital keeps an intranet, at «staff intranet / policies».</w:t>
-      </w:r>
-    </w:p>
-    <w:p>
-      <w:pPr>
-        <w:spacing w:after="140"/>
-      </w:pPr>
-      <w:r>
-        <w:rPr>
-          <w:sz w:val="22"/>
-          <w:szCs w:val="22"/>
-        </w:rPr>
-        <w:t xml:space="preserve">When a new version is issued, take old copies out of use.</w:t>
-      </w:r>
-    </w:p>
-    <w:p>
-      <w:pPr>
-        <w:pStyle w:val="Heading1"/>
-        <w:spacing w:after="120" w:before="280"/>
-      </w:pPr>
-      <w:r>
-        <w:t xml:space="preserve">11. Abbreviations</w:t>
-      </w:r>
-    </w:p>
-    <w:p>
-      <w:pPr>
-        <w:spacing w:after="140"/>
-      </w:pPr>
-      <w:r>
-        <w:rPr>
-          <w:sz w:val="22"/>
-          <w:szCs w:val="22"/>
-        </w:rPr>
-        <w:t xml:space="preserve">CAPA — corrective and preventive action
-HRM — Human Resource Management (NABH SHCO chapter)
-IMS — Information Management System (NABH SHCO chapter; not yet built)
-NABH — National Accreditation Board for Hospitals and Healthcare Providers
-OE — objective element
-SHCO — Standards for Small Healthcare Organisations</w:t>
-      </w:r>
-    </w:p>
-    <w:p>
-      <w:pPr>
-        <w:pStyle w:val="Heading1"/>
-        <w:spacing w:after="120" w:before="280"/>
-      </w:pPr>
-      <w:r>
-        <w:t xml:space="preserve">12. Traceability to NABH SHCO 3rd Edition HRM.6</w:t>
-      </w:r>
-    </w:p>
-    <w:p>
-      <w:pPr>
-        <w:spacing w:after="120"/>
-      </w:pPr>
-      <w:r>
-        <w:rPr>
-          <w:i/>
-          <w:iCs/>
-          <w:sz w:val="20"/>
-          <w:szCs w:val="20"/>
-        </w:rPr>
-        <w:t xml:space="preserve">This table is an index. It is not how the policy is organised.</w:t>
-      </w:r>
-    </w:p>
     <w:tbl>
       <w:tblPr>
         <w:tblW w:type="pct" w:w="100%"/>
@@ -3140,7 +2976,90 @@
         <w:spacing w:after="120" w:before="280"/>
       </w:pPr>
       <w:r>
-        <w:t xml:space="preserve">13. Required Records / Evidence Checklist</w:t>
+        <w:t>9. Distribution</w:t>
+      </w:r>
+    </w:p>
+    <w:p>
+      <w:pPr>
+        <w:spacing w:after="140"/>
+      </w:pPr>
+      <w:r>
+        <w:rPr>
+          <w:sz w:val="22"/>
+          <w:szCs w:val="22"/>
+        </w:rPr>
+        <w:t xml:space="preserve">Official master copy: office of the Medical Superintendent, «Hospital Name», with the HR Manager and the Quality Coordinator.</w:t>
+      </w:r>
+    </w:p>
+    <w:p>
+      <w:pPr>
+        <w:spacing w:after="140"/>
+      </w:pPr>
+      <w:r>
+        <w:rPr>
+          <w:sz w:val="22"/>
+          <w:szCs w:val="22"/>
+        </w:rPr>
+        <w:t xml:space="preserve">Copies issued to: HR office; department heads (procedure summary only — not personal files); quality office.</w:t>
+      </w:r>
+    </w:p>
+    <w:p>
+      <w:pPr>
+        <w:spacing w:after="140"/>
+      </w:pPr>
+      <w:r>
+        <w:rPr>
+          <w:sz w:val="22"/>
+          <w:szCs w:val="22"/>
+        </w:rPr>
+        <w:t xml:space="preserve">The current version is available to all staff at the «HR office policy file» and, if the hospital keeps an intranet, at «staff intranet / policies».</w:t>
+      </w:r>
+    </w:p>
+    <w:p>
+      <w:pPr>
+        <w:spacing w:after="140"/>
+      </w:pPr>
+      <w:r>
+        <w:rPr>
+          <w:sz w:val="22"/>
+          <w:szCs w:val="22"/>
+        </w:rPr>
+        <w:t xml:space="preserve">When a new version is issued, take old copies out of use.</w:t>
+      </w:r>
+    </w:p>
+    <w:p>
+      <w:pPr>
+        <w:pStyle w:val="Heading1"/>
+        <w:spacing w:after="120" w:before="280"/>
+      </w:pPr>
+      <w:r>
+        <w:t>10. Abbreviations</w:t>
+      </w:r>
+    </w:p>
+    <w:p>
+      <w:pPr>
+        <w:spacing w:after="140"/>
+      </w:pPr>
+      <w:r>
+        <w:rPr>
+          <w:sz w:val="22"/>
+          <w:szCs w:val="22"/>
+        </w:rPr>
+        <w:t xml:space="preserve">CAPA — corrective and preventive action
+HRM — Human Resource Management (NABH SHCO chapter)
+IMS — Information Management System (NABH SHCO chapter; not yet built)
+NABH — National Accreditation Board for Hospitals and Healthcare Providers
+OE — objective element
+SHCO — Standards for Small Healthcare Organisations</w:t>
+      </w:r>
+    </w:p>
+    <w:p>
+      <w:pPr>
+        <w:pStyle w:val="Heading1"/>
+        <w:spacing w:after="120" w:before="280"/>
+      </w:pPr>
+      <w:r>
+        <w:t>11. Traceability to NABH SHCO 3rd Edition HRM.6</w:t>
       </w:r>
     </w:p>
     <w:p>
@@ -3154,6 +3073,29 @@
           <w:sz w:val="20"/>
           <w:szCs w:val="20"/>
         </w:rPr>
+        <w:t xml:space="preserve">This table is an index. It is not how the policy is organised.</w:t>
+      </w:r>
+    </w:p>
+    <w:p>
+      <w:pPr>
+        <w:pStyle w:val="Heading1"/>
+        <w:spacing w:after="120" w:before="280"/>
+      </w:pPr>
+      <w:r>
+        <w:t>12. Required Records / Evidence Checklist</w:t>
+      </w:r>
+    </w:p>
+    <w:p>
+      <w:pPr>
+        <w:spacing w:after="120"/>
+      </w:pPr>
+      <w:r>
+        <w:rPr>
+          <w:i/>
+          <w:iCs/>
+          <w:sz w:val="20"/>
+          <w:szCs w:val="20"/>
+        </w:rPr>
         <w:t xml:space="preserve">Records the hospital holds under this policy, listed by objective element.</w:t>
       </w:r>
     </w:p>
@@ -3480,6 +3422,49 @@
           <w:szCs w:val="22"/>
         </w:rPr>
         <w:t xml:space="preserve">Annual completeness review record showing all evaluations are current.</w:t>
+      </w:r>
+    </w:p>
+    <w:p>
+      <w:pPr>
+        <w:pStyle w:val="Heading1"/>
+        <w:spacing w:after="120" w:before="280"/>
+      </w:pPr>
+      <w:r>
+        <w:t>13. References</w:t>
+      </w:r>
+    </w:p>
+    <w:p>
+      <w:pPr>
+        <w:pStyle w:val="ListParagraph"/>
+        <w:numPr>
+          <w:ilvl w:val="0"/>
+          <w:numId w:val="1"/>
+        </w:numPr>
+        <w:spacing w:after="60"/>
+      </w:pPr>
+      <w:r>
+        <w:rPr>
+          <w:sz w:val="22"/>
+          <w:szCs w:val="22"/>
+        </w:rPr>
+        <w:t xml:space="preserve">National Accreditation Board for Hospitals and Healthcare Providers (NABH), Standards for Small Healthcare Organisations, 3rd Edition — Human Resource Management chapter, standard HRM.6.</w:t>
+      </w:r>
+    </w:p>
+    <w:p>
+      <w:pPr>
+        <w:pStyle w:val="ListParagraph"/>
+        <w:numPr>
+          <w:ilvl w:val="0"/>
+          <w:numId w:val="1"/>
+        </w:numPr>
+        <w:spacing w:after="60"/>
+      </w:pPr>
+      <w:r>
+        <w:rPr>
+          <w:sz w:val="22"/>
+          <w:szCs w:val="22"/>
+        </w:rPr>
+        <w:t xml:space="preserve">Internal documents of «Hospital Name»: personnel file index template; access log; central training register; evaluation summary sheet.</w:t>
       </w:r>
     </w:p>
     <w:p>
@@ -3604,7 +3589,7 @@
         <w:sz w:val="16"/>
         <w:szCs w:val="16"/>
       </w:rPr>
-      <w:t xml:space="preserve">«Hospital Name»  |  «HRM/POL/06»  |  Controlled document  |  Documented Personal Information for Each Staff Member</w:t>
+      <w:t>«Hospital Name»  |  «HRM/POL/06»  |  Controlled document  |  Policy on Documented Personal Information for Each Staff Member</w:t>
     </w:r>
   </w:p>
 </w:ftr>

--- a/policies/build/masters/HRM.6_v2_master.docx
+++ b/policies/build/masters/HRM.6_v2_master.docx
@@ -2514,6 +2514,7 @@
         <w:gridCol w:w="100"/>
         <w:gridCol w:w="100"/>
         <w:gridCol w:w="100"/>
+        <w:gridCol w:w="100"/>
       </w:tblGrid>
       <w:tr>
         <w:tc>
@@ -2541,6 +2542,26 @@
         </w:tc>
         <w:tc>
           <w:tcPr>
+            <w:tcW w:type="pct" w:w="12%"/>
+            <w:tcBorders>
+              <w:top w:val="single" w:color="999999" w:sz="4"/>
+              <w:left w:val="single" w:color="999999" w:sz="4"/>
+              <w:bottom w:val="single" w:color="999999" w:sz="4"/>
+              <w:right w:val="single" w:color="999999" w:sz="4"/>
+            </w:tcBorders>
+            <w:shd w:fill="E8E8E8" w:val="clear"/>
+          </w:tcPr>
+          <w:p>
+            <w:r>
+              <w:rPr>
+                <w:b/>
+              </w:rPr>
+              <w:t>Level</w:t>
+            </w:r>
+          </w:p>
+        </w:tc>
+        <w:tc>
+          <w:tcPr>
             <w:tcW w:type="pct" w:w="32%"/>
             <w:tcBorders>
               <w:top w:val="single" w:color="999999" w:sz="4"/>
@@ -2634,6 +2655,22 @@
         </w:tc>
         <w:tc>
           <w:tcPr>
+            <w:tcW w:type="pct" w:w="12%"/>
+            <w:tcBorders>
+              <w:top w:val="single" w:color="999999" w:sz="4"/>
+              <w:left w:val="single" w:color="999999" w:sz="4"/>
+              <w:bottom w:val="single" w:color="999999" w:sz="4"/>
+              <w:right w:val="single" w:color="999999" w:sz="4"/>
+            </w:tcBorders>
+          </w:tcPr>
+          <w:p>
+            <w:r>
+              <w:t>Commitment</w:t>
+            </w:r>
+          </w:p>
+        </w:tc>
+        <w:tc>
+          <w:tcPr>
             <w:tcW w:type="pct" w:w="32%"/>
             <w:tcBorders>
               <w:top w:val="single" w:color="999999" w:sz="4"/>
@@ -2724,6 +2761,22 @@
         </w:tc>
         <w:tc>
           <w:tcPr>
+            <w:tcW w:type="pct" w:w="12%"/>
+            <w:tcBorders>
+              <w:top w:val="single" w:color="999999" w:sz="4"/>
+              <w:left w:val="single" w:color="999999" w:sz="4"/>
+              <w:bottom w:val="single" w:color="999999" w:sz="4"/>
+              <w:right w:val="single" w:color="999999" w:sz="4"/>
+            </w:tcBorders>
+          </w:tcPr>
+          <w:p>
+            <w:r>
+              <w:t>Commitment</w:t>
+            </w:r>
+          </w:p>
+        </w:tc>
+        <w:tc>
+          <w:tcPr>
             <w:tcW w:type="pct" w:w="32%"/>
             <w:tcBorders>
               <w:top w:val="single" w:color="999999" w:sz="4"/>
@@ -2814,6 +2867,22 @@
         </w:tc>
         <w:tc>
           <w:tcPr>
+            <w:tcW w:type="pct" w:w="12%"/>
+            <w:tcBorders>
+              <w:top w:val="single" w:color="999999" w:sz="4"/>
+              <w:left w:val="single" w:color="999999" w:sz="4"/>
+              <w:bottom w:val="single" w:color="999999" w:sz="4"/>
+              <w:right w:val="single" w:color="999999" w:sz="4"/>
+            </w:tcBorders>
+          </w:tcPr>
+          <w:p>
+            <w:r>
+              <w:t>Commitment</w:t>
+            </w:r>
+          </w:p>
+        </w:tc>
+        <w:tc>
+          <w:tcPr>
             <w:tcW w:type="pct" w:w="32%"/>
             <w:tcBorders>
               <w:top w:val="single" w:color="999999" w:sz="4"/>
@@ -2904,6 +2973,22 @@
         </w:tc>
         <w:tc>
           <w:tcPr>
+            <w:tcW w:type="pct" w:w="12%"/>
+            <w:tcBorders>
+              <w:top w:val="single" w:color="999999" w:sz="4"/>
+              <w:left w:val="single" w:color="999999" w:sz="4"/>
+              <w:bottom w:val="single" w:color="999999" w:sz="4"/>
+              <w:right w:val="single" w:color="999999" w:sz="4"/>
+            </w:tcBorders>
+          </w:tcPr>
+          <w:p>
+            <w:r>
+              <w:t>Commitment</w:t>
+            </w:r>
+          </w:p>
+        </w:tc>
+        <w:tc>
+          <w:tcPr>
             <w:tcW w:type="pct" w:w="32%"/>
             <w:tcBorders>
               <w:top w:val="single" w:color="999999" w:sz="4"/>
@@ -3036,23 +3121,317 @@
         <w:t>10. Abbreviations</w:t>
       </w:r>
     </w:p>
-    <w:p>
-      <w:pPr>
-        <w:spacing w:after="140"/>
-      </w:pPr>
-      <w:r>
-        <w:rPr>
-          <w:sz w:val="22"/>
-          <w:szCs w:val="22"/>
-        </w:rPr>
-        <w:t xml:space="preserve">CAPA — corrective and preventive action
-HRM — Human Resource Management (NABH SHCO chapter)
-IMS — Information Management System (NABH SHCO chapter; not yet built)
-NABH — National Accreditation Board for Hospitals and Healthcare Providers
-OE — objective element
-SHCO — Standards for Small Healthcare Organisations</w:t>
-      </w:r>
-    </w:p>
+    <w:tbl>
+      <w:tblPr>
+        <w:tblW w:type="pct" w:w="100%"/>
+        <w:tblBorders>
+          <w:top w:val="single" w:color="auto" w:sz="4"/>
+          <w:left w:val="single" w:color="auto" w:sz="4"/>
+          <w:bottom w:val="single" w:color="auto" w:sz="4"/>
+          <w:right w:val="single" w:color="auto" w:sz="4"/>
+          <w:insideH w:val="single" w:color="auto" w:sz="4"/>
+          <w:insideV w:val="single" w:color="auto" w:sz="4"/>
+        </w:tblBorders>
+      </w:tblPr>
+      <w:tblGrid>
+        <w:gridCol w:w="100"/>
+        <w:gridCol w:w="100"/>
+      </w:tblGrid>
+      <w:tr>
+        <w:tc>
+          <w:tcPr>
+            <w:tcW w:type="pct" w:w="22%"/>
+            <w:tcBorders>
+              <w:top w:val="single" w:color="999999" w:sz="4"/>
+              <w:left w:val="single" w:color="999999" w:sz="4"/>
+              <w:bottom w:val="single" w:color="999999" w:sz="4"/>
+              <w:right w:val="single" w:color="999999" w:sz="4"/>
+            </w:tcBorders>
+            <w:shd w:fill="E8E8E8" w:val="clear"/>
+          </w:tcPr>
+          <w:p>
+            <w:r>
+              <w:rPr>
+                <w:b/>
+              </w:rPr>
+              <w:t>Abbreviation</w:t>
+            </w:r>
+          </w:p>
+        </w:tc>
+        <w:tc>
+          <w:tcPr>
+            <w:tcW w:type="pct" w:w="22%"/>
+            <w:tcBorders>
+              <w:top w:val="single" w:color="999999" w:sz="4"/>
+              <w:left w:val="single" w:color="999999" w:sz="4"/>
+              <w:bottom w:val="single" w:color="999999" w:sz="4"/>
+              <w:right w:val="single" w:color="999999" w:sz="4"/>
+            </w:tcBorders>
+            <w:shd w:fill="E8E8E8" w:val="clear"/>
+          </w:tcPr>
+          <w:p>
+            <w:r>
+              <w:rPr>
+                <w:b/>
+              </w:rPr>
+              <w:t>Meaning</w:t>
+            </w:r>
+          </w:p>
+        </w:tc>
+      </w:tr>
+      <w:tr>
+        <w:tc>
+          <w:tcPr>
+            <w:tcW w:type="pct" w:w="22%"/>
+            <w:tcBorders>
+              <w:top w:val="single" w:color="999999" w:sz="4"/>
+              <w:left w:val="single" w:color="999999" w:sz="4"/>
+              <w:bottom w:val="single" w:color="999999" w:sz="4"/>
+              <w:right w:val="single" w:color="999999" w:sz="4"/>
+            </w:tcBorders>
+            <w:shd w:fill="E8E8E8" w:val="clear"/>
+          </w:tcPr>
+          <w:p>
+            <w:r>
+              <w:rPr>
+                <w:b w:val="0"/>
+              </w:rPr>
+              <w:t>CAPA</w:t>
+            </w:r>
+          </w:p>
+        </w:tc>
+        <w:tc>
+          <w:tcPr>
+            <w:tcW w:type="pct" w:w="22%"/>
+            <w:tcBorders>
+              <w:top w:val="single" w:color="999999" w:sz="4"/>
+              <w:left w:val="single" w:color="999999" w:sz="4"/>
+              <w:bottom w:val="single" w:color="999999" w:sz="4"/>
+              <w:right w:val="single" w:color="999999" w:sz="4"/>
+            </w:tcBorders>
+            <w:shd w:fill="E8E8E8" w:val="clear"/>
+          </w:tcPr>
+          <w:p>
+            <w:r>
+              <w:rPr>
+                <w:b w:val="0"/>
+              </w:rPr>
+              <w:t>corrective and preventive action</w:t>
+            </w:r>
+          </w:p>
+        </w:tc>
+      </w:tr>
+      <w:tr>
+        <w:tc>
+          <w:tcPr>
+            <w:tcW w:type="pct" w:w="22%"/>
+            <w:tcBorders>
+              <w:top w:val="single" w:color="999999" w:sz="4"/>
+              <w:left w:val="single" w:color="999999" w:sz="4"/>
+              <w:bottom w:val="single" w:color="999999" w:sz="4"/>
+              <w:right w:val="single" w:color="999999" w:sz="4"/>
+            </w:tcBorders>
+            <w:shd w:fill="E8E8E8" w:val="clear"/>
+          </w:tcPr>
+          <w:p>
+            <w:r>
+              <w:rPr>
+                <w:b w:val="0"/>
+              </w:rPr>
+              <w:t>HRM</w:t>
+            </w:r>
+          </w:p>
+        </w:tc>
+        <w:tc>
+          <w:tcPr>
+            <w:tcW w:type="pct" w:w="22%"/>
+            <w:tcBorders>
+              <w:top w:val="single" w:color="999999" w:sz="4"/>
+              <w:left w:val="single" w:color="999999" w:sz="4"/>
+              <w:bottom w:val="single" w:color="999999" w:sz="4"/>
+              <w:right w:val="single" w:color="999999" w:sz="4"/>
+            </w:tcBorders>
+            <w:shd w:fill="E8E8E8" w:val="clear"/>
+          </w:tcPr>
+          <w:p>
+            <w:r>
+              <w:rPr>
+                <w:b w:val="0"/>
+              </w:rPr>
+              <w:t>Human Resource Management (NABH SHCO chapter)</w:t>
+            </w:r>
+          </w:p>
+        </w:tc>
+      </w:tr>
+      <w:tr>
+        <w:tc>
+          <w:tcPr>
+            <w:tcW w:type="pct" w:w="22%"/>
+            <w:tcBorders>
+              <w:top w:val="single" w:color="999999" w:sz="4"/>
+              <w:left w:val="single" w:color="999999" w:sz="4"/>
+              <w:bottom w:val="single" w:color="999999" w:sz="4"/>
+              <w:right w:val="single" w:color="999999" w:sz="4"/>
+            </w:tcBorders>
+            <w:shd w:fill="E8E8E8" w:val="clear"/>
+          </w:tcPr>
+          <w:p>
+            <w:r>
+              <w:rPr>
+                <w:b w:val="0"/>
+              </w:rPr>
+              <w:t>IMS</w:t>
+            </w:r>
+          </w:p>
+        </w:tc>
+        <w:tc>
+          <w:tcPr>
+            <w:tcW w:type="pct" w:w="22%"/>
+            <w:tcBorders>
+              <w:top w:val="single" w:color="999999" w:sz="4"/>
+              <w:left w:val="single" w:color="999999" w:sz="4"/>
+              <w:bottom w:val="single" w:color="999999" w:sz="4"/>
+              <w:right w:val="single" w:color="999999" w:sz="4"/>
+            </w:tcBorders>
+            <w:shd w:fill="E8E8E8" w:val="clear"/>
+          </w:tcPr>
+          <w:p>
+            <w:r>
+              <w:rPr>
+                <w:b w:val="0"/>
+              </w:rPr>
+              <w:t>Information Management System (NABH SHCO chapter; not yet built)</w:t>
+            </w:r>
+          </w:p>
+        </w:tc>
+      </w:tr>
+      <w:tr>
+        <w:tc>
+          <w:tcPr>
+            <w:tcW w:type="pct" w:w="22%"/>
+            <w:tcBorders>
+              <w:top w:val="single" w:color="999999" w:sz="4"/>
+              <w:left w:val="single" w:color="999999" w:sz="4"/>
+              <w:bottom w:val="single" w:color="999999" w:sz="4"/>
+              <w:right w:val="single" w:color="999999" w:sz="4"/>
+            </w:tcBorders>
+            <w:shd w:fill="E8E8E8" w:val="clear"/>
+          </w:tcPr>
+          <w:p>
+            <w:r>
+              <w:rPr>
+                <w:b w:val="0"/>
+              </w:rPr>
+              <w:t>NABH</w:t>
+            </w:r>
+          </w:p>
+        </w:tc>
+        <w:tc>
+          <w:tcPr>
+            <w:tcW w:type="pct" w:w="22%"/>
+            <w:tcBorders>
+              <w:top w:val="single" w:color="999999" w:sz="4"/>
+              <w:left w:val="single" w:color="999999" w:sz="4"/>
+              <w:bottom w:val="single" w:color="999999" w:sz="4"/>
+              <w:right w:val="single" w:color="999999" w:sz="4"/>
+            </w:tcBorders>
+            <w:shd w:fill="E8E8E8" w:val="clear"/>
+          </w:tcPr>
+          <w:p>
+            <w:r>
+              <w:rPr>
+                <w:b w:val="0"/>
+              </w:rPr>
+              <w:t>National Accreditation Board for Hospitals and Healthcare Providers</w:t>
+            </w:r>
+          </w:p>
+        </w:tc>
+      </w:tr>
+      <w:tr>
+        <w:tc>
+          <w:tcPr>
+            <w:tcW w:type="pct" w:w="22%"/>
+            <w:tcBorders>
+              <w:top w:val="single" w:color="999999" w:sz="4"/>
+              <w:left w:val="single" w:color="999999" w:sz="4"/>
+              <w:bottom w:val="single" w:color="999999" w:sz="4"/>
+              <w:right w:val="single" w:color="999999" w:sz="4"/>
+            </w:tcBorders>
+            <w:shd w:fill="E8E8E8" w:val="clear"/>
+          </w:tcPr>
+          <w:p>
+            <w:r>
+              <w:rPr>
+                <w:b w:val="0"/>
+              </w:rPr>
+              <w:t>OE</w:t>
+            </w:r>
+          </w:p>
+        </w:tc>
+        <w:tc>
+          <w:tcPr>
+            <w:tcW w:type="pct" w:w="22%"/>
+            <w:tcBorders>
+              <w:top w:val="single" w:color="999999" w:sz="4"/>
+              <w:left w:val="single" w:color="999999" w:sz="4"/>
+              <w:bottom w:val="single" w:color="999999" w:sz="4"/>
+              <w:right w:val="single" w:color="999999" w:sz="4"/>
+            </w:tcBorders>
+            <w:shd w:fill="E8E8E8" w:val="clear"/>
+          </w:tcPr>
+          <w:p>
+            <w:r>
+              <w:rPr>
+                <w:b w:val="0"/>
+              </w:rPr>
+              <w:t>objective element</w:t>
+            </w:r>
+          </w:p>
+        </w:tc>
+      </w:tr>
+      <w:tr>
+        <w:tc>
+          <w:tcPr>
+            <w:tcW w:type="pct" w:w="22%"/>
+            <w:tcBorders>
+              <w:top w:val="single" w:color="999999" w:sz="4"/>
+              <w:left w:val="single" w:color="999999" w:sz="4"/>
+              <w:bottom w:val="single" w:color="999999" w:sz="4"/>
+              <w:right w:val="single" w:color="999999" w:sz="4"/>
+            </w:tcBorders>
+            <w:shd w:fill="E8E8E8" w:val="clear"/>
+          </w:tcPr>
+          <w:p>
+            <w:r>
+              <w:rPr>
+                <w:b w:val="0"/>
+              </w:rPr>
+              <w:t>SHCO</w:t>
+            </w:r>
+          </w:p>
+        </w:tc>
+        <w:tc>
+          <w:tcPr>
+            <w:tcW w:type="pct" w:w="22%"/>
+            <w:tcBorders>
+              <w:top w:val="single" w:color="999999" w:sz="4"/>
+              <w:left w:val="single" w:color="999999" w:sz="4"/>
+              <w:bottom w:val="single" w:color="999999" w:sz="4"/>
+              <w:right w:val="single" w:color="999999" w:sz="4"/>
+            </w:tcBorders>
+            <w:shd w:fill="E8E8E8" w:val="clear"/>
+          </w:tcPr>
+          <w:p>
+            <w:r>
+              <w:rPr>
+                <w:b w:val="0"/>
+              </w:rPr>
+              <w:t>Standards for Small Healthcare Organisations</w:t>
+            </w:r>
+          </w:p>
+        </w:tc>
+      </w:tr>
+    </w:tbl>
     <w:p>
       <w:pPr>
         <w:pStyle w:val="Heading1"/>

--- a/policies/build/masters/HRM.6_v2_master.docx
+++ b/policies/build/masters/HRM.6_v2_master.docx
@@ -665,7 +665,7 @@
           <w:sz w:val="22"/>
           <w:szCs w:val="22"/>
         </w:rPr>
-        <w:t xml:space="preserve">This policy describes how «Hospital Name» maintains a personal file for every staff member, keeps those files confidential, and ensures each file contains the personal information the standard requires.</w:t>
+        <w:t>This policy describes how «Hospital Name» maintains a personal file for every staff member, keeps those files confidential, and ensures each file contains the personal information it needs to hold.</w:t>
       </w:r>
     </w:p>
     <w:p>
@@ -690,18 +690,6 @@
           <w:szCs w:val="22"/>
         </w:rPr>
         <w:t xml:space="preserve">Boundaries: HRM.6 owns the staff personal file. General records management — how clinical and administrative records are created, stored, retained and destroyed — is IMS (not yet built). HRM.7–9 own credentialing and privileging for professionals who provide unsupervised patient care; this policy holds the underlying personal file those processes draw from.</w:t>
-      </w:r>
-    </w:p>
-    <w:p>
-      <w:pPr>
-        <w:spacing w:after="140"/>
-      </w:pPr>
-      <w:r>
-        <w:rPr>
-          <w:sz w:val="22"/>
-          <w:szCs w:val="22"/>
-        </w:rPr>
-        <w:t xml:space="preserve">Words marked «like this» are defaults a small hospital can keep. A blank marked «________» has no sensible default. Fill it in before this document is signed.</w:t>
       </w:r>
     </w:p>
     <w:p>
@@ -735,86 +723,6 @@
           <w:szCs w:val="22"/>
         </w:rPr>
         <w:t xml:space="preserve">It covers the four elements HRM.6.a–d name. It does not cover credentialing and privileging of medical, nursing or para-clinical professionals (HRM.7–9), general staff recruitment (HRM.1–2 when drafted), or the hospital-wide records-management system (IMS, not yet built).</w:t>
-      </w:r>
-    </w:p>
-    <w:p>
-      <w:pPr>
-        <w:spacing w:after="140"/>
-      </w:pPr>
-      <w:r>
-        <w:rPr>
-          <w:sz w:val="22"/>
-          <w:szCs w:val="22"/>
-        </w:rPr>
-        <w:t xml:space="preserve">Boundaries with other policies of «Hospital Name»:</w:t>
-      </w:r>
-    </w:p>
-    <w:p>
-      <w:pPr>
-        <w:pStyle w:val="ListParagraph"/>
-        <w:numPr>
-          <w:ilvl w:val="0"/>
-          <w:numId w:val="1"/>
-        </w:numPr>
-        <w:spacing w:after="60"/>
-      </w:pPr>
-      <w:r>
-        <w:rPr>
-          <w:sz w:val="22"/>
-          <w:szCs w:val="22"/>
-        </w:rPr>
-        <w:t xml:space="preserve">IMS (not yet built) owns general records management. This policy owns the staff personal file.</w:t>
-      </w:r>
-    </w:p>
-    <w:p>
-      <w:pPr>
-        <w:pStyle w:val="ListParagraph"/>
-        <w:numPr>
-          <w:ilvl w:val="0"/>
-          <w:numId w:val="1"/>
-        </w:numPr>
-        <w:spacing w:after="60"/>
-      </w:pPr>
-      <w:r>
-        <w:rPr>
-          <w:sz w:val="22"/>
-          <w:szCs w:val="22"/>
-        </w:rPr>
-        <w:t xml:space="preserve">HRM.7–9 own credentialing and privileging registers and privilege letters. This policy owns the personal file that holds the underlying qualification and verification documents.</w:t>
-      </w:r>
-    </w:p>
-    <w:p>
-      <w:pPr>
-        <w:pStyle w:val="ListParagraph"/>
-        <w:numPr>
-          <w:ilvl w:val="0"/>
-          <w:numId w:val="1"/>
-        </w:numPr>
-        <w:spacing w:after="60"/>
-      </w:pPr>
-      <w:r>
-        <w:rPr>
-          <w:sz w:val="22"/>
-          <w:szCs w:val="22"/>
-        </w:rPr>
-        <w:t xml:space="preserve">ROM.2 owns the qualifications file for the person heading the organisation. HRM.6 owns personal files for all other staff.</w:t>
-      </w:r>
-    </w:p>
-    <w:p>
-      <w:pPr>
-        <w:pStyle w:val="ListParagraph"/>
-        <w:numPr>
-          <w:ilvl w:val="0"/>
-          <w:numId w:val="1"/>
-        </w:numPr>
-        <w:spacing w:after="60"/>
-      </w:pPr>
-      <w:r>
-        <w:rPr>
-          <w:sz w:val="22"/>
-          <w:szCs w:val="22"/>
-        </w:rPr>
-        <w:t xml:space="preserve">HIC.4 owns the confidential occupational health file for infection-control exposures. HRM.6 owns the general health-status record in the personal file.</w:t>
       </w:r>
     </w:p>
     <w:p>

--- a/policies/build/masters/HRM.6_v2_master.docx
+++ b/policies/build/masters/HRM.6_v2_master.docx
@@ -2405,6 +2405,406 @@
         <w:t xml:space="preserve">The Nursing Superintendent holds signed acknowledgements with the induction record.</w:t>
       </w:r>
     </w:p>
+    <w:p>
+      <w:pPr>
+        <w:pStyle w:val="Heading1"/>
+        <w:spacing w:after="120" w:before="280"/>
+      </w:pPr>
+      <w:r>
+        <w:t>9. Distribution</w:t>
+      </w:r>
+    </w:p>
+    <w:p>
+      <w:pPr>
+        <w:spacing w:after="140"/>
+      </w:pPr>
+      <w:r>
+        <w:rPr>
+          <w:sz w:val="22"/>
+          <w:szCs w:val="22"/>
+        </w:rPr>
+        <w:t xml:space="preserve">Official master copy: office of the Medical Superintendent, «Hospital Name», with the HR Manager and the Quality Coordinator.</w:t>
+      </w:r>
+    </w:p>
+    <w:p>
+      <w:pPr>
+        <w:spacing w:after="140"/>
+      </w:pPr>
+      <w:r>
+        <w:rPr>
+          <w:sz w:val="22"/>
+          <w:szCs w:val="22"/>
+        </w:rPr>
+        <w:t xml:space="preserve">Copies issued to: HR office; department heads (procedure summary only — not personal files); quality office.</w:t>
+      </w:r>
+    </w:p>
+    <w:p>
+      <w:pPr>
+        <w:spacing w:after="140"/>
+      </w:pPr>
+      <w:r>
+        <w:rPr>
+          <w:sz w:val="22"/>
+          <w:szCs w:val="22"/>
+        </w:rPr>
+        <w:t xml:space="preserve">The current version is available to all staff at the «HR office policy file» and, if the hospital keeps an intranet, at «staff intranet / policies».</w:t>
+      </w:r>
+    </w:p>
+    <w:p>
+      <w:pPr>
+        <w:spacing w:after="140"/>
+      </w:pPr>
+      <w:r>
+        <w:rPr>
+          <w:sz w:val="22"/>
+          <w:szCs w:val="22"/>
+        </w:rPr>
+        <w:t xml:space="preserve">When a new version is issued, take old copies out of use.</w:t>
+      </w:r>
+    </w:p>
+    <w:p>
+      <w:pPr>
+        <w:pStyle w:val="Heading1"/>
+        <w:spacing w:after="120" w:before="280"/>
+      </w:pPr>
+      <w:r>
+        <w:t>10. Abbreviations</w:t>
+      </w:r>
+    </w:p>
+    <w:tbl>
+      <w:tblPr>
+        <w:tblW w:type="pct" w:w="100%"/>
+        <w:tblBorders>
+          <w:top w:val="single" w:color="auto" w:sz="4"/>
+          <w:left w:val="single" w:color="auto" w:sz="4"/>
+          <w:bottom w:val="single" w:color="auto" w:sz="4"/>
+          <w:right w:val="single" w:color="auto" w:sz="4"/>
+          <w:insideH w:val="single" w:color="auto" w:sz="4"/>
+          <w:insideV w:val="single" w:color="auto" w:sz="4"/>
+        </w:tblBorders>
+      </w:tblPr>
+      <w:tblGrid>
+        <w:gridCol w:w="100"/>
+        <w:gridCol w:w="100"/>
+      </w:tblGrid>
+      <w:tr>
+        <w:tc>
+          <w:tcPr>
+            <w:tcW w:type="pct" w:w="22%"/>
+            <w:tcBorders>
+              <w:top w:val="single" w:color="999999" w:sz="4"/>
+              <w:left w:val="single" w:color="999999" w:sz="4"/>
+              <w:bottom w:val="single" w:color="999999" w:sz="4"/>
+              <w:right w:val="single" w:color="999999" w:sz="4"/>
+            </w:tcBorders>
+            <w:shd w:fill="E8E8E8" w:val="clear"/>
+          </w:tcPr>
+          <w:p>
+            <w:r>
+              <w:rPr>
+                <w:b/>
+              </w:rPr>
+              <w:t>Abbreviation</w:t>
+            </w:r>
+          </w:p>
+        </w:tc>
+        <w:tc>
+          <w:tcPr>
+            <w:tcW w:type="pct" w:w="22%"/>
+            <w:tcBorders>
+              <w:top w:val="single" w:color="999999" w:sz="4"/>
+              <w:left w:val="single" w:color="999999" w:sz="4"/>
+              <w:bottom w:val="single" w:color="999999" w:sz="4"/>
+              <w:right w:val="single" w:color="999999" w:sz="4"/>
+            </w:tcBorders>
+            <w:shd w:fill="E8E8E8" w:val="clear"/>
+          </w:tcPr>
+          <w:p>
+            <w:r>
+              <w:rPr>
+                <w:b/>
+              </w:rPr>
+              <w:t>Meaning</w:t>
+            </w:r>
+          </w:p>
+        </w:tc>
+      </w:tr>
+      <w:tr>
+        <w:tc>
+          <w:tcPr>
+            <w:tcW w:type="pct" w:w="22%"/>
+            <w:tcBorders>
+              <w:top w:val="single" w:color="999999" w:sz="4"/>
+              <w:left w:val="single" w:color="999999" w:sz="4"/>
+              <w:bottom w:val="single" w:color="999999" w:sz="4"/>
+              <w:right w:val="single" w:color="999999" w:sz="4"/>
+            </w:tcBorders>
+            <w:shd w:fill="E8E8E8" w:val="clear"/>
+          </w:tcPr>
+          <w:p>
+            <w:r>
+              <w:rPr>
+                <w:b w:val="0"/>
+              </w:rPr>
+              <w:t>CAPA</w:t>
+            </w:r>
+          </w:p>
+        </w:tc>
+        <w:tc>
+          <w:tcPr>
+            <w:tcW w:type="pct" w:w="22%"/>
+            <w:tcBorders>
+              <w:top w:val="single" w:color="999999" w:sz="4"/>
+              <w:left w:val="single" w:color="999999" w:sz="4"/>
+              <w:bottom w:val="single" w:color="999999" w:sz="4"/>
+              <w:right w:val="single" w:color="999999" w:sz="4"/>
+            </w:tcBorders>
+            <w:shd w:fill="E8E8E8" w:val="clear"/>
+          </w:tcPr>
+          <w:p>
+            <w:r>
+              <w:rPr>
+                <w:b w:val="0"/>
+              </w:rPr>
+              <w:t>corrective and preventive action</w:t>
+            </w:r>
+          </w:p>
+        </w:tc>
+      </w:tr>
+      <w:tr>
+        <w:tc>
+          <w:tcPr>
+            <w:tcW w:type="pct" w:w="22%"/>
+            <w:tcBorders>
+              <w:top w:val="single" w:color="999999" w:sz="4"/>
+              <w:left w:val="single" w:color="999999" w:sz="4"/>
+              <w:bottom w:val="single" w:color="999999" w:sz="4"/>
+              <w:right w:val="single" w:color="999999" w:sz="4"/>
+            </w:tcBorders>
+            <w:shd w:fill="E8E8E8" w:val="clear"/>
+          </w:tcPr>
+          <w:p>
+            <w:r>
+              <w:rPr>
+                <w:b w:val="0"/>
+              </w:rPr>
+              <w:t>HRM</w:t>
+            </w:r>
+          </w:p>
+        </w:tc>
+        <w:tc>
+          <w:tcPr>
+            <w:tcW w:type="pct" w:w="22%"/>
+            <w:tcBorders>
+              <w:top w:val="single" w:color="999999" w:sz="4"/>
+              <w:left w:val="single" w:color="999999" w:sz="4"/>
+              <w:bottom w:val="single" w:color="999999" w:sz="4"/>
+              <w:right w:val="single" w:color="999999" w:sz="4"/>
+            </w:tcBorders>
+            <w:shd w:fill="E8E8E8" w:val="clear"/>
+          </w:tcPr>
+          <w:p>
+            <w:r>
+              <w:rPr>
+                <w:b w:val="0"/>
+              </w:rPr>
+              <w:t>Human Resource Management (NABH SHCO chapter)</w:t>
+            </w:r>
+          </w:p>
+        </w:tc>
+      </w:tr>
+      <w:tr>
+        <w:tc>
+          <w:tcPr>
+            <w:tcW w:type="pct" w:w="22%"/>
+            <w:tcBorders>
+              <w:top w:val="single" w:color="999999" w:sz="4"/>
+              <w:left w:val="single" w:color="999999" w:sz="4"/>
+              <w:bottom w:val="single" w:color="999999" w:sz="4"/>
+              <w:right w:val="single" w:color="999999" w:sz="4"/>
+            </w:tcBorders>
+            <w:shd w:fill="E8E8E8" w:val="clear"/>
+          </w:tcPr>
+          <w:p>
+            <w:r>
+              <w:rPr>
+                <w:b w:val="0"/>
+              </w:rPr>
+              <w:t>IMS</w:t>
+            </w:r>
+          </w:p>
+        </w:tc>
+        <w:tc>
+          <w:tcPr>
+            <w:tcW w:type="pct" w:w="22%"/>
+            <w:tcBorders>
+              <w:top w:val="single" w:color="999999" w:sz="4"/>
+              <w:left w:val="single" w:color="999999" w:sz="4"/>
+              <w:bottom w:val="single" w:color="999999" w:sz="4"/>
+              <w:right w:val="single" w:color="999999" w:sz="4"/>
+            </w:tcBorders>
+            <w:shd w:fill="E8E8E8" w:val="clear"/>
+          </w:tcPr>
+          <w:p>
+            <w:r>
+              <w:rPr>
+                <w:b w:val="0"/>
+              </w:rPr>
+              <w:t>Information Management System (NABH SHCO chapter; not yet built)</w:t>
+            </w:r>
+          </w:p>
+        </w:tc>
+      </w:tr>
+      <w:tr>
+        <w:tc>
+          <w:tcPr>
+            <w:tcW w:type="pct" w:w="22%"/>
+            <w:tcBorders>
+              <w:top w:val="single" w:color="999999" w:sz="4"/>
+              <w:left w:val="single" w:color="999999" w:sz="4"/>
+              <w:bottom w:val="single" w:color="999999" w:sz="4"/>
+              <w:right w:val="single" w:color="999999" w:sz="4"/>
+            </w:tcBorders>
+            <w:shd w:fill="E8E8E8" w:val="clear"/>
+          </w:tcPr>
+          <w:p>
+            <w:r>
+              <w:rPr>
+                <w:b w:val="0"/>
+              </w:rPr>
+              <w:t>NABH</w:t>
+            </w:r>
+          </w:p>
+        </w:tc>
+        <w:tc>
+          <w:tcPr>
+            <w:tcW w:type="pct" w:w="22%"/>
+            <w:tcBorders>
+              <w:top w:val="single" w:color="999999" w:sz="4"/>
+              <w:left w:val="single" w:color="999999" w:sz="4"/>
+              <w:bottom w:val="single" w:color="999999" w:sz="4"/>
+              <w:right w:val="single" w:color="999999" w:sz="4"/>
+            </w:tcBorders>
+            <w:shd w:fill="E8E8E8" w:val="clear"/>
+          </w:tcPr>
+          <w:p>
+            <w:r>
+              <w:rPr>
+                <w:b w:val="0"/>
+              </w:rPr>
+              <w:t>National Accreditation Board for Hospitals and Healthcare Providers</w:t>
+            </w:r>
+          </w:p>
+        </w:tc>
+      </w:tr>
+      <w:tr>
+        <w:tc>
+          <w:tcPr>
+            <w:tcW w:type="pct" w:w="22%"/>
+            <w:tcBorders>
+              <w:top w:val="single" w:color="999999" w:sz="4"/>
+              <w:left w:val="single" w:color="999999" w:sz="4"/>
+              <w:bottom w:val="single" w:color="999999" w:sz="4"/>
+              <w:right w:val="single" w:color="999999" w:sz="4"/>
+            </w:tcBorders>
+            <w:shd w:fill="E8E8E8" w:val="clear"/>
+          </w:tcPr>
+          <w:p>
+            <w:r>
+              <w:rPr>
+                <w:b w:val="0"/>
+              </w:rPr>
+              <w:t>OE</w:t>
+            </w:r>
+          </w:p>
+        </w:tc>
+        <w:tc>
+          <w:tcPr>
+            <w:tcW w:type="pct" w:w="22%"/>
+            <w:tcBorders>
+              <w:top w:val="single" w:color="999999" w:sz="4"/>
+              <w:left w:val="single" w:color="999999" w:sz="4"/>
+              <w:bottom w:val="single" w:color="999999" w:sz="4"/>
+              <w:right w:val="single" w:color="999999" w:sz="4"/>
+            </w:tcBorders>
+            <w:shd w:fill="E8E8E8" w:val="clear"/>
+          </w:tcPr>
+          <w:p>
+            <w:r>
+              <w:rPr>
+                <w:b w:val="0"/>
+              </w:rPr>
+              <w:t>objective element</w:t>
+            </w:r>
+          </w:p>
+        </w:tc>
+      </w:tr>
+      <w:tr>
+        <w:tc>
+          <w:tcPr>
+            <w:tcW w:type="pct" w:w="22%"/>
+            <w:tcBorders>
+              <w:top w:val="single" w:color="999999" w:sz="4"/>
+              <w:left w:val="single" w:color="999999" w:sz="4"/>
+              <w:bottom w:val="single" w:color="999999" w:sz="4"/>
+              <w:right w:val="single" w:color="999999" w:sz="4"/>
+            </w:tcBorders>
+            <w:shd w:fill="E8E8E8" w:val="clear"/>
+          </w:tcPr>
+          <w:p>
+            <w:r>
+              <w:rPr>
+                <w:b w:val="0"/>
+              </w:rPr>
+              <w:t>SHCO</w:t>
+            </w:r>
+          </w:p>
+        </w:tc>
+        <w:tc>
+          <w:tcPr>
+            <w:tcW w:type="pct" w:w="22%"/>
+            <w:tcBorders>
+              <w:top w:val="single" w:color="999999" w:sz="4"/>
+              <w:left w:val="single" w:color="999999" w:sz="4"/>
+              <w:bottom w:val="single" w:color="999999" w:sz="4"/>
+              <w:right w:val="single" w:color="999999" w:sz="4"/>
+            </w:tcBorders>
+            <w:shd w:fill="E8E8E8" w:val="clear"/>
+          </w:tcPr>
+          <w:p>
+            <w:r>
+              <w:rPr>
+                <w:b w:val="0"/>
+              </w:rPr>
+              <w:t>Standards for Small Healthcare Organisations</w:t>
+            </w:r>
+          </w:p>
+        </w:tc>
+      </w:tr>
+    </w:tbl>
+    <w:p>
+      <w:pPr>
+        <w:pStyle w:val="Heading1"/>
+        <w:spacing w:after="120" w:before="280"/>
+      </w:pPr>
+      <w:r>
+        <w:t>11. Traceability to NABH SHCO 3rd Edition HRM.6</w:t>
+      </w:r>
+    </w:p>
+    <w:p>
+      <w:pPr>
+        <w:spacing w:after="120"/>
+      </w:pPr>
+      <w:r>
+        <w:rPr>
+          <w:i/>
+          <w:iCs/>
+          <w:sz w:val="20"/>
+          <w:szCs w:val="20"/>
+        </w:rPr>
+        <w:t xml:space="preserve">This table is an index. It is not how the policy is organised.</w:t>
+      </w:r>
+    </w:p>
     <w:tbl>
       <w:tblPr>
         <w:tblW w:type="pct" w:w="100%"/>
@@ -2963,406 +3363,6 @@
         </w:tc>
       </w:tr>
     </w:tbl>
-    <w:p>
-      <w:pPr>
-        <w:pStyle w:val="Heading1"/>
-        <w:spacing w:after="120" w:before="280"/>
-      </w:pPr>
-      <w:r>
-        <w:t>9. Distribution</w:t>
-      </w:r>
-    </w:p>
-    <w:p>
-      <w:pPr>
-        <w:spacing w:after="140"/>
-      </w:pPr>
-      <w:r>
-        <w:rPr>
-          <w:sz w:val="22"/>
-          <w:szCs w:val="22"/>
-        </w:rPr>
-        <w:t xml:space="preserve">Official master copy: office of the Medical Superintendent, «Hospital Name», with the HR Manager and the Quality Coordinator.</w:t>
-      </w:r>
-    </w:p>
-    <w:p>
-      <w:pPr>
-        <w:spacing w:after="140"/>
-      </w:pPr>
-      <w:r>
-        <w:rPr>
-          <w:sz w:val="22"/>
-          <w:szCs w:val="22"/>
-        </w:rPr>
-        <w:t xml:space="preserve">Copies issued to: HR office; department heads (procedure summary only — not personal files); quality office.</w:t>
-      </w:r>
-    </w:p>
-    <w:p>
-      <w:pPr>
-        <w:spacing w:after="140"/>
-      </w:pPr>
-      <w:r>
-        <w:rPr>
-          <w:sz w:val="22"/>
-          <w:szCs w:val="22"/>
-        </w:rPr>
-        <w:t xml:space="preserve">The current version is available to all staff at the «HR office policy file» and, if the hospital keeps an intranet, at «staff intranet / policies».</w:t>
-      </w:r>
-    </w:p>
-    <w:p>
-      <w:pPr>
-        <w:spacing w:after="140"/>
-      </w:pPr>
-      <w:r>
-        <w:rPr>
-          <w:sz w:val="22"/>
-          <w:szCs w:val="22"/>
-        </w:rPr>
-        <w:t xml:space="preserve">When a new version is issued, take old copies out of use.</w:t>
-      </w:r>
-    </w:p>
-    <w:p>
-      <w:pPr>
-        <w:pStyle w:val="Heading1"/>
-        <w:spacing w:after="120" w:before="280"/>
-      </w:pPr>
-      <w:r>
-        <w:t>10. Abbreviations</w:t>
-      </w:r>
-    </w:p>
-    <w:tbl>
-      <w:tblPr>
-        <w:tblW w:type="pct" w:w="100%"/>
-        <w:tblBorders>
-          <w:top w:val="single" w:color="auto" w:sz="4"/>
-          <w:left w:val="single" w:color="auto" w:sz="4"/>
-          <w:bottom w:val="single" w:color="auto" w:sz="4"/>
-          <w:right w:val="single" w:color="auto" w:sz="4"/>
-          <w:insideH w:val="single" w:color="auto" w:sz="4"/>
-          <w:insideV w:val="single" w:color="auto" w:sz="4"/>
-        </w:tblBorders>
-      </w:tblPr>
-      <w:tblGrid>
-        <w:gridCol w:w="100"/>
-        <w:gridCol w:w="100"/>
-      </w:tblGrid>
-      <w:tr>
-        <w:tc>
-          <w:tcPr>
-            <w:tcW w:type="pct" w:w="22%"/>
-            <w:tcBorders>
-              <w:top w:val="single" w:color="999999" w:sz="4"/>
-              <w:left w:val="single" w:color="999999" w:sz="4"/>
-              <w:bottom w:val="single" w:color="999999" w:sz="4"/>
-              <w:right w:val="single" w:color="999999" w:sz="4"/>
-            </w:tcBorders>
-            <w:shd w:fill="E8E8E8" w:val="clear"/>
-          </w:tcPr>
-          <w:p>
-            <w:r>
-              <w:rPr>
-                <w:b/>
-              </w:rPr>
-              <w:t>Abbreviation</w:t>
-            </w:r>
-          </w:p>
-        </w:tc>
-        <w:tc>
-          <w:tcPr>
-            <w:tcW w:type="pct" w:w="22%"/>
-            <w:tcBorders>
-              <w:top w:val="single" w:color="999999" w:sz="4"/>
-              <w:left w:val="single" w:color="999999" w:sz="4"/>
-              <w:bottom w:val="single" w:color="999999" w:sz="4"/>
-              <w:right w:val="single" w:color="999999" w:sz="4"/>
-            </w:tcBorders>
-            <w:shd w:fill="E8E8E8" w:val="clear"/>
-          </w:tcPr>
-          <w:p>
-            <w:r>
-              <w:rPr>
-                <w:b/>
-              </w:rPr>
-              <w:t>Meaning</w:t>
-            </w:r>
-          </w:p>
-        </w:tc>
-      </w:tr>
-      <w:tr>
-        <w:tc>
-          <w:tcPr>
-            <w:tcW w:type="pct" w:w="22%"/>
-            <w:tcBorders>
-              <w:top w:val="single" w:color="999999" w:sz="4"/>
-              <w:left w:val="single" w:color="999999" w:sz="4"/>
-              <w:bottom w:val="single" w:color="999999" w:sz="4"/>
-              <w:right w:val="single" w:color="999999" w:sz="4"/>
-            </w:tcBorders>
-            <w:shd w:fill="E8E8E8" w:val="clear"/>
-          </w:tcPr>
-          <w:p>
-            <w:r>
-              <w:rPr>
-                <w:b w:val="0"/>
-              </w:rPr>
-              <w:t>CAPA</w:t>
-            </w:r>
-          </w:p>
-        </w:tc>
-        <w:tc>
-          <w:tcPr>
-            <w:tcW w:type="pct" w:w="22%"/>
-            <w:tcBorders>
-              <w:top w:val="single" w:color="999999" w:sz="4"/>
-              <w:left w:val="single" w:color="999999" w:sz="4"/>
-              <w:bottom w:val="single" w:color="999999" w:sz="4"/>
-              <w:right w:val="single" w:color="999999" w:sz="4"/>
-            </w:tcBorders>
-            <w:shd w:fill="E8E8E8" w:val="clear"/>
-          </w:tcPr>
-          <w:p>
-            <w:r>
-              <w:rPr>
-                <w:b w:val="0"/>
-              </w:rPr>
-              <w:t>corrective and preventive action</w:t>
-            </w:r>
-          </w:p>
-        </w:tc>
-      </w:tr>
-      <w:tr>
-        <w:tc>
-          <w:tcPr>
-            <w:tcW w:type="pct" w:w="22%"/>
-            <w:tcBorders>
-              <w:top w:val="single" w:color="999999" w:sz="4"/>
-              <w:left w:val="single" w:color="999999" w:sz="4"/>
-              <w:bottom w:val="single" w:color="999999" w:sz="4"/>
-              <w:right w:val="single" w:color="999999" w:sz="4"/>
-            </w:tcBorders>
-            <w:shd w:fill="E8E8E8" w:val="clear"/>
-          </w:tcPr>
-          <w:p>
-            <w:r>
-              <w:rPr>
-                <w:b w:val="0"/>
-              </w:rPr>
-              <w:t>HRM</w:t>
-            </w:r>
-          </w:p>
-        </w:tc>
-        <w:tc>
-          <w:tcPr>
-            <w:tcW w:type="pct" w:w="22%"/>
-            <w:tcBorders>
-              <w:top w:val="single" w:color="999999" w:sz="4"/>
-              <w:left w:val="single" w:color="999999" w:sz="4"/>
-              <w:bottom w:val="single" w:color="999999" w:sz="4"/>
-              <w:right w:val="single" w:color="999999" w:sz="4"/>
-            </w:tcBorders>
-            <w:shd w:fill="E8E8E8" w:val="clear"/>
-          </w:tcPr>
-          <w:p>
-            <w:r>
-              <w:rPr>
-                <w:b w:val="0"/>
-              </w:rPr>
-              <w:t>Human Resource Management (NABH SHCO chapter)</w:t>
-            </w:r>
-          </w:p>
-        </w:tc>
-      </w:tr>
-      <w:tr>
-        <w:tc>
-          <w:tcPr>
-            <w:tcW w:type="pct" w:w="22%"/>
-            <w:tcBorders>
-              <w:top w:val="single" w:color="999999" w:sz="4"/>
-              <w:left w:val="single" w:color="999999" w:sz="4"/>
-              <w:bottom w:val="single" w:color="999999" w:sz="4"/>
-              <w:right w:val="single" w:color="999999" w:sz="4"/>
-            </w:tcBorders>
-            <w:shd w:fill="E8E8E8" w:val="clear"/>
-          </w:tcPr>
-          <w:p>
-            <w:r>
-              <w:rPr>
-                <w:b w:val="0"/>
-              </w:rPr>
-              <w:t>IMS</w:t>
-            </w:r>
-          </w:p>
-        </w:tc>
-        <w:tc>
-          <w:tcPr>
-            <w:tcW w:type="pct" w:w="22%"/>
-            <w:tcBorders>
-              <w:top w:val="single" w:color="999999" w:sz="4"/>
-              <w:left w:val="single" w:color="999999" w:sz="4"/>
-              <w:bottom w:val="single" w:color="999999" w:sz="4"/>
-              <w:right w:val="single" w:color="999999" w:sz="4"/>
-            </w:tcBorders>
-            <w:shd w:fill="E8E8E8" w:val="clear"/>
-          </w:tcPr>
-          <w:p>
-            <w:r>
-              <w:rPr>
-                <w:b w:val="0"/>
-              </w:rPr>
-              <w:t>Information Management System (NABH SHCO chapter; not yet built)</w:t>
-            </w:r>
-          </w:p>
-        </w:tc>
-      </w:tr>
-      <w:tr>
-        <w:tc>
-          <w:tcPr>
-            <w:tcW w:type="pct" w:w="22%"/>
-            <w:tcBorders>
-              <w:top w:val="single" w:color="999999" w:sz="4"/>
-              <w:left w:val="single" w:color="999999" w:sz="4"/>
-              <w:bottom w:val="single" w:color="999999" w:sz="4"/>
-              <w:right w:val="single" w:color="999999" w:sz="4"/>
-            </w:tcBorders>
-            <w:shd w:fill="E8E8E8" w:val="clear"/>
-          </w:tcPr>
-          <w:p>
-            <w:r>
-              <w:rPr>
-                <w:b w:val="0"/>
-              </w:rPr>
-              <w:t>NABH</w:t>
-            </w:r>
-          </w:p>
-        </w:tc>
-        <w:tc>
-          <w:tcPr>
-            <w:tcW w:type="pct" w:w="22%"/>
-            <w:tcBorders>
-              <w:top w:val="single" w:color="999999" w:sz="4"/>
-              <w:left w:val="single" w:color="999999" w:sz="4"/>
-              <w:bottom w:val="single" w:color="999999" w:sz="4"/>
-              <w:right w:val="single" w:color="999999" w:sz="4"/>
-            </w:tcBorders>
-            <w:shd w:fill="E8E8E8" w:val="clear"/>
-          </w:tcPr>
-          <w:p>
-            <w:r>
-              <w:rPr>
-                <w:b w:val="0"/>
-              </w:rPr>
-              <w:t>National Accreditation Board for Hospitals and Healthcare Providers</w:t>
-            </w:r>
-          </w:p>
-        </w:tc>
-      </w:tr>
-      <w:tr>
-        <w:tc>
-          <w:tcPr>
-            <w:tcW w:type="pct" w:w="22%"/>
-            <w:tcBorders>
-              <w:top w:val="single" w:color="999999" w:sz="4"/>
-              <w:left w:val="single" w:color="999999" w:sz="4"/>
-              <w:bottom w:val="single" w:color="999999" w:sz="4"/>
-              <w:right w:val="single" w:color="999999" w:sz="4"/>
-            </w:tcBorders>
-            <w:shd w:fill="E8E8E8" w:val="clear"/>
-          </w:tcPr>
-          <w:p>
-            <w:r>
-              <w:rPr>
-                <w:b w:val="0"/>
-              </w:rPr>
-              <w:t>OE</w:t>
-            </w:r>
-          </w:p>
-        </w:tc>
-        <w:tc>
-          <w:tcPr>
-            <w:tcW w:type="pct" w:w="22%"/>
-            <w:tcBorders>
-              <w:top w:val="single" w:color="999999" w:sz="4"/>
-              <w:left w:val="single" w:color="999999" w:sz="4"/>
-              <w:bottom w:val="single" w:color="999999" w:sz="4"/>
-              <w:right w:val="single" w:color="999999" w:sz="4"/>
-            </w:tcBorders>
-            <w:shd w:fill="E8E8E8" w:val="clear"/>
-          </w:tcPr>
-          <w:p>
-            <w:r>
-              <w:rPr>
-                <w:b w:val="0"/>
-              </w:rPr>
-              <w:t>objective element</w:t>
-            </w:r>
-          </w:p>
-        </w:tc>
-      </w:tr>
-      <w:tr>
-        <w:tc>
-          <w:tcPr>
-            <w:tcW w:type="pct" w:w="22%"/>
-            <w:tcBorders>
-              <w:top w:val="single" w:color="999999" w:sz="4"/>
-              <w:left w:val="single" w:color="999999" w:sz="4"/>
-              <w:bottom w:val="single" w:color="999999" w:sz="4"/>
-              <w:right w:val="single" w:color="999999" w:sz="4"/>
-            </w:tcBorders>
-            <w:shd w:fill="E8E8E8" w:val="clear"/>
-          </w:tcPr>
-          <w:p>
-            <w:r>
-              <w:rPr>
-                <w:b w:val="0"/>
-              </w:rPr>
-              <w:t>SHCO</w:t>
-            </w:r>
-          </w:p>
-        </w:tc>
-        <w:tc>
-          <w:tcPr>
-            <w:tcW w:type="pct" w:w="22%"/>
-            <w:tcBorders>
-              <w:top w:val="single" w:color="999999" w:sz="4"/>
-              <w:left w:val="single" w:color="999999" w:sz="4"/>
-              <w:bottom w:val="single" w:color="999999" w:sz="4"/>
-              <w:right w:val="single" w:color="999999" w:sz="4"/>
-            </w:tcBorders>
-            <w:shd w:fill="E8E8E8" w:val="clear"/>
-          </w:tcPr>
-          <w:p>
-            <w:r>
-              <w:rPr>
-                <w:b w:val="0"/>
-              </w:rPr>
-              <w:t>Standards for Small Healthcare Organisations</w:t>
-            </w:r>
-          </w:p>
-        </w:tc>
-      </w:tr>
-    </w:tbl>
-    <w:p>
-      <w:pPr>
-        <w:pStyle w:val="Heading1"/>
-        <w:spacing w:after="120" w:before="280"/>
-      </w:pPr>
-      <w:r>
-        <w:t>11. Traceability to NABH SHCO 3rd Edition HRM.6</w:t>
-      </w:r>
-    </w:p>
-    <w:p>
-      <w:pPr>
-        <w:spacing w:after="120"/>
-      </w:pPr>
-      <w:r>
-        <w:rPr>
-          <w:i/>
-          <w:iCs/>
-          <w:sz w:val="20"/>
-          <w:szCs w:val="20"/>
-        </w:rPr>
-        <w:t xml:space="preserve">This table is an index. It is not how the policy is organised.</w:t>
-      </w:r>
-    </w:p>
     <w:p>
       <w:pPr>
         <w:pStyle w:val="Heading1"/>

--- a/policies/build/masters/HRM.6_v2_master.docx
+++ b/policies/build/masters/HRM.6_v2_master.docx
@@ -682,18 +682,6 @@
     </w:p>
     <w:p>
       <w:pPr>
-        <w:spacing w:after="140"/>
-      </w:pPr>
-      <w:r>
-        <w:rPr>
-          <w:sz w:val="22"/>
-          <w:szCs w:val="22"/>
-        </w:rPr>
-        <w:t xml:space="preserve">Boundaries: HRM.6 owns the staff personal file. General records management — how clinical and administrative records are created, stored, retained and destroyed — is IMS (not yet built). HRM.7–9 own credentialing and privileging for professionals who provide unsupervised patient care; this policy holds the underlying personal file those processes draw from.</w:t>
-      </w:r>
-    </w:p>
-    <w:p>
-      <w:pPr>
         <w:pStyle w:val="Heading1"/>
         <w:spacing w:after="120" w:before="280"/>
       </w:pPr>
@@ -715,18 +703,6 @@
     </w:p>
     <w:p>
       <w:pPr>
-        <w:spacing w:after="140"/>
-      </w:pPr>
-      <w:r>
-        <w:rPr>
-          <w:sz w:val="22"/>
-          <w:szCs w:val="22"/>
-        </w:rPr>
-        <w:t xml:space="preserve">It covers the four elements HRM.6.a–d name. It does not cover credentialing and privileging of medical, nursing or para-clinical professionals (HRM.7–9), general staff recruitment (HRM.1–2 when drafted), or the hospital-wide records-management system (IMS, not yet built).</w:t>
-      </w:r>
-    </w:p>
-    <w:p>
-      <w:pPr>
         <w:pStyle w:val="Heading1"/>
         <w:spacing w:after="120" w:before="280"/>
       </w:pPr>
@@ -914,7 +890,7 @@
           <w:sz w:val="22"/>
           <w:szCs w:val="22"/>
         </w:rPr>
-        <w:t xml:space="preserve">Confidentiality is ensured by a signed confidentiality undertaking from every person who handles personal files. Personal information is not disclosed except as required by law, for credentialing (HRM.7–9), or with the staff member's written consent.</w:t>
+        <w:t>Confidentiality is ensured by a signed confidentiality undertaking from every person who handles personal files. Personal information is not disclosed except as required by law, for credentialing, or with the staff member's written consent.</w:t>
       </w:r>
     </w:p>
     <w:p>
@@ -1598,7 +1574,7 @@
           <w:sz w:val="22"/>
           <w:szCs w:val="22"/>
         </w:rPr>
-        <w:t xml:space="preserve">This policy is reviewed «annually», and sooner when a staff member's file is found incomplete at credentialing (HRM.7–9) or when records-management requirements change.</w:t>
+        <w:t>This policy is reviewed «annually», and sooner when a staff member's file is found incomplete at credentialing or when records-management requirements change.</w:t>
       </w:r>
     </w:p>
     <w:p>

--- a/policies/build/masters/HRM.6_v2_master.docx
+++ b/policies/build/masters/HRM.6_v2_master.docx
@@ -3710,8 +3710,23 @@
           <w:sz w:val="22"/>
           <w:szCs w:val="22"/>
         </w:rPr>
-        <w:t xml:space="preserve">National Accreditation Board for Hospitals and Healthcare Providers (NABH), Standards for Small Healthcare Organisations, 3rd Edition — Human Resource Management chapter, standard HRM.6.</w:t>
-      </w:r>
+      </w:r>
+      <w:r>
+        <w:rPr>
+          <w:sz w:val="22"/>
+        </w:rPr>
+        <w:t xml:space="preserve">National Accreditation Board for Hospitals &amp; Healthcare Providers. (2022). Standards for small healthcare organisations (3rd ed.) — Human Resource Management chapter, standard HRM.6. </w:t>
+      </w:r>
+      <w:hyperlink r:id="rId9">
+        <w:r>
+          <w:rPr>
+            <w:rStyle w:val="Hyperlink"/>
+            <w:sz w:val="22"/>
+            <w:szCs w:val="22"/>
+          </w:rPr>
+          <w:t>https://nabh.co/programmes/small-healthcare-organisation-shco-accreditation-programme/</w:t>
+        </w:r>
+      </w:hyperlink>
     </w:p>
     <w:p>
       <w:pPr>
